--- a/source/Binge_Coders/Binge_Coderss_Documentation/Difference between HTM & KNN.docx
+++ b/source/Binge_Coders/Binge_Coderss_Documentation/Difference between HTM & KNN.docx
@@ -4,13 +4,7 @@
   <w:body>
     <w:p>
       <w:r>
-        <w:t xml:space="preserve">K-Nearest </w:t>
-      </w:r>
-      <w:r>
-        <w:t>Neighbours</w:t>
-      </w:r>
-      <w:r>
-        <w:t xml:space="preserve"> (KNN) and Hierarchical Temporal Memory (HTM) are two different types of classifiers used in machine learning, each with its own unique approach and characteristics. Let's break them down:</w:t>
+        <w:t>K-Nearest Neighbours (KNN) and Hierarchical Temporal Memory (HTM) are two different types of classifiers used in machine learning, each with its own unique approach and characteristics. Let's break them down:</w:t>
       </w:r>
     </w:p>
     <w:p>
@@ -25,21 +19,7 @@
           <w:b/>
           <w:bCs/>
         </w:rPr>
-        <w:t xml:space="preserve">K-Nearest </w:t>
-      </w:r>
-      <w:r>
-        <w:rPr>
-          <w:b/>
-          <w:bCs/>
-        </w:rPr>
-        <w:t>Neighbours</w:t>
-      </w:r>
-      <w:r>
-        <w:rPr>
-          <w:b/>
-          <w:bCs/>
-        </w:rPr>
-        <w:t xml:space="preserve"> (KNN)</w:t>
+        <w:t>K-Nearest Neighbours (KNN)</w:t>
       </w:r>
     </w:p>
     <w:p>
@@ -131,13 +111,7 @@
         <w:t>Distance-Based</w:t>
       </w:r>
       <w:r>
-        <w:t xml:space="preserve">: KNN classifies a data point based on how its </w:t>
-      </w:r>
-      <w:r>
-        <w:t>neighbours</w:t>
-      </w:r>
-      <w:r>
-        <w:t xml:space="preserve"> are classified. The most common distance metric used is Euclidean distance.</w:t>
+        <w:t>: KNN classifies a data point based on how its neighbours are classified. The most common distance metric used is Euclidean distance.</w:t>
       </w:r>
     </w:p>
     <w:p>
@@ -155,13 +129,7 @@
         <w:t>Voting Mechanism</w:t>
       </w:r>
       <w:r>
-        <w:t xml:space="preserve">: It looks at the 'k' closest data points to the one being classified and assigns the most common class among those </w:t>
-      </w:r>
-      <w:r>
-        <w:t>neighbours</w:t>
-      </w:r>
-      <w:r>
-        <w:t>.</w:t>
+        <w:t>: It looks at the 'k' closest data points to the one being classified and assigns the most common class among those neighbours.</w:t>
       </w:r>
     </w:p>
     <w:p>
@@ -350,11 +318,9 @@
       <w:r>
         <w:t xml:space="preserve">: It </w:t>
       </w:r>
-      <w:proofErr w:type="gramStart"/>
-      <w:r>
-        <w:t>has the ability to</w:t>
-      </w:r>
-      <w:proofErr w:type="gramEnd"/>
+      <w:r>
+        <w:t>can</w:t>
+      </w:r>
       <w:r>
         <w:t xml:space="preserve"> remember the temporal ordering of patterns and make predictions based on this memory.</w:t>
       </w:r>
@@ -448,6 +414,476 @@
       </w:r>
       <w:r>
         <w:t>: Complex, relatively new and less widely adopted compared to traditional methods like KNN.</w:t>
+      </w:r>
+    </w:p>
+    <w:p/>
+    <w:tbl>
+      <w:tblPr>
+        <w:tblW w:w="0" w:type="auto"/>
+        <w:tblCellSpacing w:w="15" w:type="dxa"/>
+        <w:tblCellMar>
+          <w:top w:w="15" w:type="dxa"/>
+          <w:left w:w="15" w:type="dxa"/>
+          <w:bottom w:w="15" w:type="dxa"/>
+          <w:right w:w="15" w:type="dxa"/>
+        </w:tblCellMar>
+        <w:tblLook w:val="04A0" w:firstRow="1" w:lastRow="0" w:firstColumn="1" w:lastColumn="0" w:noHBand="0" w:noVBand="1"/>
+      </w:tblPr>
+      <w:tblGrid>
+        <w:gridCol w:w="1529"/>
+        <w:gridCol w:w="3700"/>
+        <w:gridCol w:w="3797"/>
+      </w:tblGrid>
+      <w:tr>
+        <w:trPr>
+          <w:tblHeader/>
+          <w:tblCellSpacing w:w="15" w:type="dxa"/>
+        </w:trPr>
+        <w:tc>
+          <w:tcPr>
+            <w:tcW w:w="0" w:type="auto"/>
+            <w:vAlign w:val="center"/>
+            <w:hideMark/>
+          </w:tcPr>
+          <w:p>
+            <w:pPr>
+              <w:rPr>
+                <w:b/>
+                <w:bCs/>
+              </w:rPr>
+            </w:pPr>
+            <w:r>
+              <w:rPr>
+                <w:b/>
+                <w:bCs/>
+              </w:rPr>
+              <w:t>Feature</w:t>
+            </w:r>
+          </w:p>
+        </w:tc>
+        <w:tc>
+          <w:tcPr>
+            <w:tcW w:w="0" w:type="auto"/>
+            <w:vAlign w:val="center"/>
+            <w:hideMark/>
+          </w:tcPr>
+          <w:p>
+            <w:pPr>
+              <w:rPr>
+                <w:b/>
+                <w:bCs/>
+              </w:rPr>
+            </w:pPr>
+            <w:r>
+              <w:rPr>
+                <w:b/>
+                <w:bCs/>
+              </w:rPr>
+              <w:t>HTM (Hierarchical Temporal Memory)</w:t>
+            </w:r>
+          </w:p>
+        </w:tc>
+        <w:tc>
+          <w:tcPr>
+            <w:tcW w:w="0" w:type="auto"/>
+            <w:vAlign w:val="center"/>
+            <w:hideMark/>
+          </w:tcPr>
+          <w:p>
+            <w:pPr>
+              <w:rPr>
+                <w:b/>
+                <w:bCs/>
+              </w:rPr>
+            </w:pPr>
+            <w:r>
+              <w:rPr>
+                <w:b/>
+                <w:bCs/>
+              </w:rPr>
+              <w:t xml:space="preserve">KNN (K-Nearest </w:t>
+            </w:r>
+            <w:r>
+              <w:rPr>
+                <w:b/>
+                <w:bCs/>
+              </w:rPr>
+              <w:t>Neighbours</w:t>
+            </w:r>
+            <w:r>
+              <w:rPr>
+                <w:b/>
+                <w:bCs/>
+              </w:rPr>
+              <w:t>)</w:t>
+            </w:r>
+          </w:p>
+        </w:tc>
+      </w:tr>
+      <w:tr>
+        <w:trPr>
+          <w:tblCellSpacing w:w="15" w:type="dxa"/>
+        </w:trPr>
+        <w:tc>
+          <w:tcPr>
+            <w:tcW w:w="0" w:type="auto"/>
+            <w:vAlign w:val="center"/>
+            <w:hideMark/>
+          </w:tcPr>
+          <w:p>
+            <w:r>
+              <w:rPr>
+                <w:b/>
+                <w:bCs/>
+              </w:rPr>
+              <w:t>Core Approach</w:t>
+            </w:r>
+          </w:p>
+        </w:tc>
+        <w:tc>
+          <w:tcPr>
+            <w:tcW w:w="0" w:type="auto"/>
+            <w:vAlign w:val="center"/>
+            <w:hideMark/>
+          </w:tcPr>
+          <w:p>
+            <w:r>
+              <w:t xml:space="preserve">Temporal sequence prediction, biological </w:t>
+            </w:r>
+            <w:r>
+              <w:t>modelling</w:t>
+            </w:r>
+          </w:p>
+        </w:tc>
+        <w:tc>
+          <w:tcPr>
+            <w:tcW w:w="0" w:type="auto"/>
+            <w:vAlign w:val="center"/>
+            <w:hideMark/>
+          </w:tcPr>
+          <w:p>
+            <w:r>
+              <w:t xml:space="preserve">Nearest </w:t>
+            </w:r>
+            <w:r>
+              <w:t>neighbour</w:t>
+            </w:r>
+            <w:r>
+              <w:t xml:space="preserve"> classification, distance-based</w:t>
+            </w:r>
+          </w:p>
+        </w:tc>
+      </w:tr>
+      <w:tr>
+        <w:trPr>
+          <w:tblCellSpacing w:w="15" w:type="dxa"/>
+        </w:trPr>
+        <w:tc>
+          <w:tcPr>
+            <w:tcW w:w="0" w:type="auto"/>
+            <w:vAlign w:val="center"/>
+            <w:hideMark/>
+          </w:tcPr>
+          <w:p>
+            <w:r>
+              <w:rPr>
+                <w:b/>
+                <w:bCs/>
+              </w:rPr>
+              <w:t>Learning Process</w:t>
+            </w:r>
+          </w:p>
+        </w:tc>
+        <w:tc>
+          <w:tcPr>
+            <w:tcW w:w="0" w:type="auto"/>
+            <w:vAlign w:val="center"/>
+            <w:hideMark/>
+          </w:tcPr>
+          <w:p>
+            <w:r>
+              <w:t>Continuous learning from sequences, no explicit training phase</w:t>
+            </w:r>
+          </w:p>
+        </w:tc>
+        <w:tc>
+          <w:tcPr>
+            <w:tcW w:w="0" w:type="auto"/>
+            <w:vAlign w:val="center"/>
+            <w:hideMark/>
+          </w:tcPr>
+          <w:p>
+            <w:r>
+              <w:t xml:space="preserve">Stores data and classifies based on distance to nearest </w:t>
+            </w:r>
+            <w:r>
+              <w:t>neighbours</w:t>
+            </w:r>
+          </w:p>
+        </w:tc>
+      </w:tr>
+      <w:tr>
+        <w:trPr>
+          <w:tblCellSpacing w:w="15" w:type="dxa"/>
+        </w:trPr>
+        <w:tc>
+          <w:tcPr>
+            <w:tcW w:w="0" w:type="auto"/>
+            <w:vAlign w:val="center"/>
+            <w:hideMark/>
+          </w:tcPr>
+          <w:p>
+            <w:r>
+              <w:rPr>
+                <w:b/>
+                <w:bCs/>
+              </w:rPr>
+              <w:t>Data Handling</w:t>
+            </w:r>
+          </w:p>
+        </w:tc>
+        <w:tc>
+          <w:tcPr>
+            <w:tcW w:w="0" w:type="auto"/>
+            <w:vAlign w:val="center"/>
+            <w:hideMark/>
+          </w:tcPr>
+          <w:p>
+            <w:r>
+              <w:t>Sequential, temporal data, sequence learning</w:t>
+            </w:r>
+          </w:p>
+        </w:tc>
+        <w:tc>
+          <w:tcPr>
+            <w:tcW w:w="0" w:type="auto"/>
+            <w:vAlign w:val="center"/>
+            <w:hideMark/>
+          </w:tcPr>
+          <w:p>
+            <w:r>
+              <w:t>Static data, independent feature vectors</w:t>
+            </w:r>
+          </w:p>
+        </w:tc>
+      </w:tr>
+      <w:tr>
+        <w:trPr>
+          <w:tblCellSpacing w:w="15" w:type="dxa"/>
+        </w:trPr>
+        <w:tc>
+          <w:tcPr>
+            <w:tcW w:w="0" w:type="auto"/>
+            <w:vAlign w:val="center"/>
+            <w:hideMark/>
+          </w:tcPr>
+          <w:p>
+            <w:r>
+              <w:rPr>
+                <w:b/>
+                <w:bCs/>
+              </w:rPr>
+              <w:t>Similarity Measure</w:t>
+            </w:r>
+          </w:p>
+        </w:tc>
+        <w:tc>
+          <w:tcPr>
+            <w:tcW w:w="0" w:type="auto"/>
+            <w:vAlign w:val="center"/>
+            <w:hideMark/>
+          </w:tcPr>
+          <w:p>
+            <w:r>
+              <w:t>Sparse distributed representations (SDRs), overlap</w:t>
+            </w:r>
+          </w:p>
+        </w:tc>
+        <w:tc>
+          <w:tcPr>
+            <w:tcW w:w="0" w:type="auto"/>
+            <w:vAlign w:val="center"/>
+            <w:hideMark/>
+          </w:tcPr>
+          <w:p>
+            <w:r>
+              <w:t>Distance (e.g., Euclidean distance)</w:t>
+            </w:r>
+          </w:p>
+        </w:tc>
+      </w:tr>
+      <w:tr>
+        <w:trPr>
+          <w:tblCellSpacing w:w="15" w:type="dxa"/>
+        </w:trPr>
+        <w:tc>
+          <w:tcPr>
+            <w:tcW w:w="0" w:type="auto"/>
+            <w:vAlign w:val="center"/>
+            <w:hideMark/>
+          </w:tcPr>
+          <w:p>
+            <w:r>
+              <w:rPr>
+                <w:b/>
+                <w:bCs/>
+              </w:rPr>
+              <w:t>Prediction Process</w:t>
+            </w:r>
+          </w:p>
+        </w:tc>
+        <w:tc>
+          <w:tcPr>
+            <w:tcW w:w="0" w:type="auto"/>
+            <w:vAlign w:val="center"/>
+            <w:hideMark/>
+          </w:tcPr>
+          <w:p>
+            <w:r>
+              <w:t>Sequence-based, predicting next steps</w:t>
+            </w:r>
+          </w:p>
+        </w:tc>
+        <w:tc>
+          <w:tcPr>
+            <w:tcW w:w="0" w:type="auto"/>
+            <w:vAlign w:val="center"/>
+            <w:hideMark/>
+          </w:tcPr>
+          <w:p>
+            <w:r>
+              <w:t xml:space="preserve">Classifies based on majority vote of nearest </w:t>
+            </w:r>
+            <w:r>
+              <w:t>neighbours</w:t>
+            </w:r>
+          </w:p>
+        </w:tc>
+      </w:tr>
+      <w:tr>
+        <w:trPr>
+          <w:tblCellSpacing w:w="15" w:type="dxa"/>
+        </w:trPr>
+        <w:tc>
+          <w:tcPr>
+            <w:tcW w:w="0" w:type="auto"/>
+            <w:vAlign w:val="center"/>
+            <w:hideMark/>
+          </w:tcPr>
+          <w:p>
+            <w:r>
+              <w:rPr>
+                <w:b/>
+                <w:bCs/>
+              </w:rPr>
+              <w:t>Scalability</w:t>
+            </w:r>
+          </w:p>
+        </w:tc>
+        <w:tc>
+          <w:tcPr>
+            <w:tcW w:w="0" w:type="auto"/>
+            <w:vAlign w:val="center"/>
+            <w:hideMark/>
+          </w:tcPr>
+          <w:p>
+            <w:r>
+              <w:t>Scalable, dynamic learning from data streams</w:t>
+            </w:r>
+          </w:p>
+        </w:tc>
+        <w:tc>
+          <w:tcPr>
+            <w:tcW w:w="0" w:type="auto"/>
+            <w:vAlign w:val="center"/>
+            <w:hideMark/>
+          </w:tcPr>
+          <w:p>
+            <w:r>
+              <w:t>Less scalable, requires storing all data points</w:t>
+            </w:r>
+          </w:p>
+        </w:tc>
+      </w:tr>
+      <w:tr>
+        <w:trPr>
+          <w:tblCellSpacing w:w="15" w:type="dxa"/>
+        </w:trPr>
+        <w:tc>
+          <w:tcPr>
+            <w:tcW w:w="0" w:type="auto"/>
+            <w:vAlign w:val="center"/>
+            <w:hideMark/>
+          </w:tcPr>
+          <w:p>
+            <w:r>
+              <w:rPr>
+                <w:b/>
+                <w:bCs/>
+              </w:rPr>
+              <w:t>Use Case</w:t>
+            </w:r>
+          </w:p>
+        </w:tc>
+        <w:tc>
+          <w:tcPr>
+            <w:tcW w:w="0" w:type="auto"/>
+            <w:vAlign w:val="center"/>
+            <w:hideMark/>
+          </w:tcPr>
+          <w:p>
+            <w:r>
+              <w:t>Time-series prediction, anomaly detection</w:t>
+            </w:r>
+          </w:p>
+        </w:tc>
+        <w:tc>
+          <w:tcPr>
+            <w:tcW w:w="0" w:type="auto"/>
+            <w:vAlign w:val="center"/>
+            <w:hideMark/>
+          </w:tcPr>
+          <w:p>
+            <w:r>
+              <w:t>Classification tasks with static data</w:t>
+            </w:r>
+          </w:p>
+        </w:tc>
+      </w:tr>
+    </w:tbl>
+    <w:p>
+      <w:r>
+        <w:t xml:space="preserve">In conclusion, HTM is more suited for problems involving </w:t>
+      </w:r>
+      <w:r>
+        <w:rPr>
+          <w:b/>
+          <w:bCs/>
+        </w:rPr>
+        <w:t>temporal or sequential data</w:t>
+      </w:r>
+      <w:r>
+        <w:t xml:space="preserve">, where the model learns and adapts over time. In contrast, KNN is a simpler, </w:t>
+      </w:r>
+      <w:r>
+        <w:rPr>
+          <w:b/>
+          <w:bCs/>
+        </w:rPr>
+        <w:t>instance-based learning</w:t>
+      </w:r>
+      <w:r>
+        <w:t xml:space="preserve"> algorithm that works well for </w:t>
+      </w:r>
+      <w:r>
+        <w:rPr>
+          <w:b/>
+          <w:bCs/>
+        </w:rPr>
+        <w:t>static data</w:t>
+      </w:r>
+      <w:r>
+        <w:t xml:space="preserve"> where the goal is to classify individual data points based on their proximity in feature space.</w:t>
       </w:r>
     </w:p>
     <w:p/>
@@ -1462,7 +1898,6 @@
   <w:style w:type="character" w:default="1" w:styleId="DefaultParagraphFont">
     <w:name w:val="Default Paragraph Font"/>
     <w:uiPriority w:val="1"/>
-    <w:semiHidden/>
     <w:unhideWhenUsed/>
   </w:style>
   <w:style w:type="table" w:default="1" w:styleId="TableNormal">
